--- a/notes/Write up and plan.docx
+++ b/notes/Write up and plan.docx
@@ -448,6 +448,16 @@
           <w:lang w:val="vi-VN"/>
         </w:rPr>
       </w:pPr>
+      <w:r>
+        <w:rPr>
+          <w:b/>
+          <w:bCs/>
+          <w:sz w:val="20"/>
+          <w:szCs w:val="20"/>
+          <w:lang w:val="en-US"/>
+        </w:rPr>
+        <w:t xml:space="preserve">3 Genuine </w:t>
+      </w:r>
       <w:r>
         <w:rPr>
           <w:b/>
